--- a/面向建筑结构案例的两阶段相似性检索方法_论文.docx
+++ b/面向建筑结构案例的两阶段相似性检索方法_论文.docx
@@ -56,7 +56,7 @@
         <w:t xml:space="preserve">[摘　要]　</w:t>
       </w:r>
       <w:r>
-        <w:t>建筑结构设计过程中，设计人员常需从历史图纸中检索与当前工程结构相似的案例，作为方案比选与类比分析的参考，但传统图纸管理系统仅能依据项目名称、图纸编号等元数据检索，无法表达结构相似性，且结构图纸之间的“结构相似”长期缺少明确的量化定义与评价方法。为此，本文提出一种结构体系约束的两阶段结构相似性检索方法。该方法对DXF结构图纸进行解析，将构件划分为柱、短肢剪力墙与剪力墙，并按照“结构体系—构件权重—尺寸规模—尺寸离散—构件均匀性—空间布局”的信息层级构建11维结构统计描述子；第一阶段采用留一检索式余弦近邻法识别图纸的结构体系类型（框架、框剪、剪力墙），第二阶段在同类型候选集内以标准化描述子与曼哈顿距离进行Top-K相似案例检索。同时构建了包含15个查询、171对0～5分盲评标注的专家结构相似性评价基准，提出并验证了“检索项目无关、评估项目感知”原则。实验结果表明：库内留一检索式结构体系识别Top-1准确率为87.7%；标准化统计描述子配合曼哈顿距离的检索性能最优（NDCG@3=0.746，Recall@3=35.6%，MeanScore@3=1.111）；在当前案例库与评价设置下，构件类型占比是结构体系判别能力最强的特征组；在本研究专家样本的跨项目子集中，统计描述子（NDCG@5=0.510）高于以分类为目标训练的图神经网络表征（0.357）。研究成果表明，具有明确工程语义的结构描述子能够有效支持细粒度结构案例检索，可为结构设计中的历史案例复用提供量化工具。</w:t>
+        <w:t>建筑结构设计过程中，设计人员常需从历史图纸中检索与当前工程结构相似的案例，作为方案比选与类比分析的参考，但传统图纸管理系统仅能依据项目名称、图纸编号等元数据检索，无法表达结构相似性，且结构图纸之间的“结构相似”长期缺少明确的量化定义与评价方法。为此，本文提出一种结构体系约束的两阶段结构相似性检索方法。该方法对DXF结构图纸进行解析，将构件划分为柱、短肢剪力墙与剪力墙，并按照“结构体系—构件权重—尺寸规模—尺寸离散—构件均匀性—空间布局”的信息层级构建11维结构统计描述子；第一阶段采用留一检索式余弦近邻法识别图纸的结构体系类型（框架、框剪、剪力墙），第二阶段在同类型候选集内以标准化描述子与曼哈顿距离进行Top-K相似案例检索。同时构建了包含15个查询、171对0～5分盲评标注的专家结构相似性评价基准，提出并验证了“检索项目无关、评估项目感知”原则。实验结果表明：库内留一检索式结构体系识别Top-1准确率为87.7%；标准化统计描述子配合曼哈顿距离的检索性能最优（NDCG@3=0.746，Recall@3=35.6%，MeanScore@3=1.111）；在当前案例库与评价设置下，构件类型占比是结构体系判别能力最强的特征组；在本研究专家样本的跨项目子集中，统计描述子（NDCG@5=0.510）高于以分类为目标训练的图神经网络表征（0.357）。研究结果表明，具有明确工程语义的结构统计描述子能够在本研究案例库和专家评价设置下有效支持结构案例的细粒度检索，可为结构设计中的历史案例复用提供量化工具。</w:t>
       </w:r>
     </w:p>
     <w:p>
@@ -80,7 +80,7 @@
         <w:t xml:space="preserve">[Abstract]　</w:t>
       </w:r>
       <w:r>
-        <w:t>In structural design, engineers often need to retrieve historically similar cases for scheme comparison and analogical analysis, while conventional drawing management systems retrieve only by metadata such as project names and drawing numbers and cannot express structural similarity, and the notion of structural similarity between drawings has long lacked a quantitative definition and evaluation method. This paper proposes a two-stage structural similarity retrieval framework constrained by structural system type. DXF structural drawings are parsed, members are classified into columns, short-pier shear walls and shear walls, and an 11-dimensional structural statistical descriptor is built following an information hierarchy of structural system, member weights, size scale, size dispersion, member uniformity and spatial layout. In Stage 1, the structural system type (frame, frame-shear wall or shear wall) of the query drawing is identified by leave-one-out cosine nearest-neighbor classification; in Stage 2, Top-K similar case retrieval is performed within the same-type candidate set using the standardized descriptor with Manhattan distance. An expert structural similarity benchmark is constructed, containing 15 queries and 171 blind annotations on a 0-5 scale, following a project-blind retrieval and project-aware evaluation protocol. Experimental results show that leave-one-out type recognition reaches a Top-1 accuracy of 87.7%; the standardized descriptor with Manhattan distance achieves the best retrieval performance (NDCG@3=0.746, Recall@3=35.6%, MeanScore@3=1.111); under the current case library and evaluation setting, the component type ratio is the most discriminative feature group for structural-system recognition; on the cross-project subset of our expert sample, the statistical descriptor (NDCG@5=0.510) outperforms the graph neural network representation trained with a classification objective (0.357). The results indicate that descriptors with explicit engineering semantics can effectively support fine-grained structural case retrieval.</w:t>
+        <w:t>In structural design, engineers often need to retrieve historically similar cases for scheme comparison and analogical analysis, while conventional drawing management systems retrieve only by metadata such as project names and drawing numbers and cannot express structural similarity, and the notion of structural similarity between drawings has long lacked a quantitative definition and evaluation method. This paper proposes a two-stage structural similarity retrieval framework constrained by structural system type. DXF structural drawings are parsed, members are classified into columns, short-pier shear walls and shear walls, and an 11-dimensional structural statistical descriptor is built following an information hierarchy of structural system, member weights, size scale, size dispersion, member uniformity and spatial layout. In Stage 1, the structural system type (frame, frame-shear wall or shear wall) of the query drawing is identified by leave-one-out cosine nearest-neighbor classification; in Stage 2, Top-K similar case retrieval is performed within the same-type candidate set using the standardized descriptor with Manhattan distance. An expert structural similarity benchmark is constructed, containing 15 queries and 171 blind annotations on a 0-5 scale, following a project-blind retrieval and project-aware evaluation protocol. Experimental results show that leave-one-out type recognition reaches a Top-1 accuracy of 87.7%; the standardized descriptor with Manhattan distance achieves the best retrieval performance (NDCG@3=0.746, Recall@3=35.6%, MeanScore@3=1.111); under the current case library and evaluation setting, the component type ratio is the most discriminative feature group for structural-system recognition; on the cross-project subset of our expert sample, the statistical descriptor (NDCG@5=0.510) outperforms the graph neural network representation trained with a classification objective (0.357). The results indicate that, under the case library and expert evaluation setting of this study, the structural statistical descriptor with explicit engineering semantics can effectively support fine-grained structural case retrieval.</w:t>
       </w:r>
     </w:p>
     <w:p>
@@ -154,7 +154,7 @@
     <w:p>
       <w:pPr/>
       <w:r>
-        <w:t>工程图纸与建筑信息模型（BIM）的数字化为案例检索提供了数据基础[6]。在通用层面，基于内容的图像检索（CBIR）经过数十年发展，已形成颜色、纹理、形状等多层次视觉特征体系[7]；在形状层面，基于轮廓的形状描述子被广泛用于非刚体形状匹配[8]。但这些方法面向的是视觉外观相似：结构平面图即使视觉轮廓接近，若构件类型组成与结构体系不同，在工程意义上也不相似；反之，绘制风格不同的图纸也可能承载非常接近的结构方案。直接套用图像或形状检索方法，无法表达结构工程所关心的语义相似。</w:t>
+        <w:t>工程图纸与建筑信息模型（BIM）的数字化为案例检索提供了数据基础[6]。在通用层面，基于内容的图像检索（CBIR）经过数十年发展，已形成颜色、纹理、形状等多层次视觉特征体系[7]；在形状层面，基于轮廓的形状描述子被广泛用于非刚体形状匹配[8]；近年来，面向建筑平面图的图像检索也得到关注，研究者提出了旋转与尺度不变的平面图检索方法[25]，并利用深度识别实现平面图语义理解[26]与基于结构/建筑图纸的BIM自动生成[27]。但这些方法面向的是视觉外观相似：结构平面图即使视觉轮廓接近，若构件类型组成与结构体系不同，在工程意义上也不相似；反之，绘制风格不同的图纸也可能承载非常接近的结构方案。直接套用图像或形状检索方法，无法表达结构工程所关心的语义相似。</w:t>
       </w:r>
     </w:p>
     <w:p>
@@ -168,7 +168,7 @@
     <w:p>
       <w:pPr/>
       <w:r>
-        <w:t>建筑结构平面天然具有图结构：构件为节点，空间邻接或传力关系为边。图神经网络（graph neural network，GNN）通过消息传递聚合邻域信息，能够学习图级表征[10]，并可借助层次化池化获得整图嵌入[24]，代表性方法包括图卷积网络（GCN）[11]、GraphSAGE[12]、图注意力网络（GAT）[13]与GIN[14]。在相似性学习方面，度量学习提供了以“相似样本距离近、不相似样本距离远”为目标的训练范式[15]，并在人脸识别等任务中得到验证[16-17]。因此，图表示学习具备用于结构平面检索的潜力，但其表征质量高度依赖监督信号的设计：若训练目标与检索任务不一致，学到的表征未必支持细粒度相似性排序。</w:t>
+        <w:t>建筑结构平面天然具有图结构：构件为节点，空间邻接或传力关系为边。图神经网络（graph neural network，GNN）通过消息传递聚合邻域信息，能够学习图级表征[10]，并可借助层次化池化获得整图嵌入[24]，代表性方法包括图卷积网络（GCN）[11]、GraphSAGE[12]、图注意力网络（GAT）[13]与GIN[14]。在结构工程领域，图神经网络已被用于剪力墙布置的智能设计[29]；在相似性学习方面，度量学习提供了以“相似样本距离近、不相似样本距离远”为目标的训练范式[15]，并在人脸识别[16-17]与建筑检索[28]等任务中得到验证。因此，图表示学习具备用于结构平面检索的潜力，但其表征质量高度依赖监督信号的设计：若训练目标与检索任务不一致，学到的表征未必支持细粒度相似性排序。</w:t>
       </w:r>
     </w:p>
     <w:p>
@@ -182,7 +182,7 @@
     <w:p>
       <w:pPr/>
       <w:r>
-        <w:t>综上，现有方法或面向图纸的几何与视觉外观[7-8]，或面向项目元数据与模型信息[6]，或提供通用的深度图表征工具[10-14]；而针对建筑结构体系及其工程语义构件组成的结构相似性检索研究仍较少，且已有评价方式多以“同项目”作为相似性的代理，缺少专家定义的结构相似性真值。本文正是围绕这一空白展开：以工程语义描述结构、以结构体系约束检索、以专家评分评价检索。</w:t>
+        <w:t>综上，现有方法或面向图纸的几何与视觉外观[7-8,25]，或面向项目元数据与模型信息[6,26-27]，或提供通用的深度图表征工具[10-14,29]；即便在建筑检索方向上，已有工作也多以图像外观或工程图像为对象[28]，而针对建筑结构体系及其工程语义构件组成的结构相似性检索研究仍较少，且已有评价方式多以“同项目”作为相似性的代理，缺少专家定义的结构相似性真值。本文正是围绕这一空白展开：以工程语义描述结构、以结构体系约束检索、以专家评分评价检索。</w:t>
       </w:r>
     </w:p>
     <w:p>
@@ -613,7 +613,7 @@
     <w:p>
       <w:pPr/>
       <w:r>
-        <w:t>结构相似性的量化，首先需要回答结构工程师判断两个方案是否相似时所关注的信息。本文将这些关注点组织为六个信息层级：结构体系——这是什么类型的结构；构件权重——各类构件在结构中占多大比重；尺寸规模——结构的整体体量；尺寸离散——构件尺寸是否集中；构件均匀性——构件面积分布是否均匀；空间布局——构件布置是否疏密均匀。六个层级与具体特征的对应关系见表2。在这一信息层级下，11维描述子不是若干统计量的简单堆叠，而是从结构工程认知出发构造的结构描述空间。</w:t>
+        <w:t>结构相似性的量化，首先需要回答结构工程师判断两个方案是否相似时所关注的信息。本文将这些关注点组织为六个信息层级：结构体系——这是什么类型的结构；构件权重——各类构件在结构中占多大比重；尺寸规模——结构的整体体量；尺寸离散——构件尺寸是否集中；构件均匀性——构件面积分布是否均匀；空间布局——构件布置是否疏密均匀。上述六个信息层级在具体实现中归并为四组统计特征，六个层级与具体特征的对应关系见表2。在这一信息层级下，11维描述子不是若干统计量的简单堆叠，而是从结构工程认知出发构造的结构描述空间。</w:t>
       </w:r>
     </w:p>
     <w:p>
@@ -2120,7 +2120,7 @@
     <w:p>
       <w:pPr/>
       <w:r>
-        <w:t>评分协议方面，评分由一名具有结构设计经验的工程师完成：评分表仅包含查询与候选图纸，不显示候选来自哪条检索路线（对方法来源盲评），以避免评价偏向某一方法；图纸文件名中自然包含项目归属信息，这与本文“评估项目感知”的定位一致。评分采用0～5分等级制（表5）。评分分布为：0分109对、1分39对、2分12对、3分9对、4分2对、5分0对；按评分≥3为相关的口径，共有11对相关对。专家评分分布呈明显长尾：真正具有高相关（≥3分）的案例仅占全部标注对的6.4%，这与工程上真正结构相似的案例稀少的实际情况相符。因此，本文的评价重点是高相关案例能否被排入Top-K，而非泛泛的“命中率”；例如Recall@3=35.6%不应被读作方法只有35.6%的准确率，而应理解为在高度稀疏的相关性分布下对有限高相关案例的排序能力。基于此，本文更强调方法间的相对比较而非指标绝对值。需要说明，当前标注由单一专家完成，尚未进行多专家一致性检验，该问题在第6.5节局限性部分进一步讨论。</w:t>
+        <w:t>评分协议方面，评分由一名具有结构设计经验的工程师完成：评分表仅包含查询与候选图纸，不显示候选来自哪条检索路线（对方法来源盲评），以避免评价偏向某一方法；图纸文件名中自然包含项目归属信息，这与本文“评估项目感知”的定位一致。评分采用0～5分等级制（表5）。评分分布为：0分109对、1分39对、2分12对、3分9对、4分2对、5分0对（本轮样本中未出现5分案例）；按评分≥3为相关的口径（3分定义为“具有明确工程参考价值”的最低相关等级），共有11对相关对。专家评分分布呈明显长尾：真正具有高相关（≥3分）的案例仅占全部标注对的6.4%，这与工程上真正结构相似的案例稀少的实际情况相符。因此，本文的评价重点是高相关案例能否被排入Top-K，而非泛泛的“命中率”；例如Recall@3=35.6%不应被读作方法只有35.6%的准确率，而应理解为在高度稀疏的相关性分布下对有限高相关案例的排序能力。基于此，本文更强调方法间的相对比较而非指标绝对值。需要说明，当前标注由单一专家完成，尚未进行多专家一致性检验，该问题在第6.5节局限性部分进一步讨论。</w:t>
       </w:r>
     </w:p>
     <w:p>
@@ -2433,7 +2433,7 @@
     <w:p>
       <w:pPr/>
       <w:r>
-        <w:t>本文采用信息检索的标准指标进行评价[18,20-21]。归一化折损累计增益（normalized discounted cumulative gain，NDCG）综合考虑相关案例在排序中的位置与专家评分等级：</w:t>
+        <w:t>本文采用信息检索的标准指标进行评价[18,20-21]。对面向工程应用的结构案例检索而言，检索结果的工程参考价值最为直观：MeanScore@K定义为前K个检索结果的平均专家评分，直接反映工程师对检索结果的可用性判断；Recall@K度量前K个结果召回的相关案例（评分≥3）比例，反映方法对高相关案例的覆盖能力。此外，本文采用归一化折损累计增益（normalized discounted cumulative gain，NDCG）作为排序质量指标，它综合考虑相关案例在排序中的位置与专家评分等级：</w:t>
       </w:r>
     </w:p>
     <w:p>
@@ -2450,7 +2450,7 @@
     <w:p>
       <w:pPr/>
       <w:r>
-        <w:t>其中relᵢ为排序第i位案例的专家评分，IDCG@K为理想排序下可达到的最大值。由于专家相关性真值为0～5的分级标注而非二值标签，NDCG能够同时利用相关案例的评分等级与其在排序中的位置，与本文的真值形式最为匹配，故作为主要排序质量指标。Recall@K度量前K个结果召回的相关案例（评分≥3）比例；MeanScore@K为前K个结果的平均专家评分，直接反映检索结果的工程参考价值，二者作为面向工程师视角的解释性指标。需要指出，NDCG的分级增益特性使随机排序也可能获得不低的数值，因此本文同时报告Recall与MeanScore，从不同角度对方法间的相对优劣进行交叉验证。</w:t>
+        <w:t>其中relᵢ为排序第i位案例的专家评分，IDCG@K为理想排序下可达到的最大值。由于专家相关性真值为0～5的分级标注而非二值标签，NDCG能够同时利用相关案例的评分等级与其在排序中的位置，与本文的真值形式匹配；MeanScore与Recall则作为面向工程师视角的解释性指标，与NDCG从不同角度交叉验证方法间的相对优劣。需要指出，由于本研究专家评分分布高度偏向低分，随机排序也可能获得一定的NDCG值，因此NDCG在本研究中主要用于比较排序质量，其绝对数值不宜直接解读为准确率，应结合MeanScore@K与Recall@K进行综合判断。</w:t>
       </w:r>
     </w:p>
     <w:p>
@@ -5455,7 +5455,7 @@
     <w:p>
       <w:pPr/>
       <w:r>
-        <w:t>统计描述子在剪力墙与框剪两类上均领先，而GNN在框架类反超。进一步分析候选覆盖发现：相比统计路线，GNN的Top-3新增35个候选，其中3个被专家评为≥3分、1个被评为4分，且这些高分增量候选全部出现在框架类查询。其原因在于：框架类图纸高度同质，GNN嵌入的类内两两余弦相似度几乎完全一致（均值0.999、标准差0.0013），表征已陷入类内坍缩，其排序接近同质样本间的任意扰动，仅在个别案例上恰好与专家偏好吻合；而统计描述子的类内相似度标准差保持在0.20～0.43，仍具有可区分度。这一观察说明，GNN可作为同质类型的候选补充，但不能作为主要排序依据；将两条路线的结果简单并集重排也未超过纯统计路线，表明融合的关键在于重排策略而非候选合并。图4的t-SNE可视化[19]直观显示了三类结构在GNN嵌入空间中的分离情况，仅作为辅助观察，不作为评价指标。</w:t>
+        <w:t>统计描述子在剪力墙与框剪两类上均领先，而GNN在框架类反超。进一步分析候选覆盖发现：相比统计路线，GNN的Top-3新增35个候选，其中3个被专家评为≥3分、1个被评为4分，且这些高分增量候选全部出现在框架类查询。其原因在于：框架类图纸高度同质，GNN嵌入的类内两两余弦相似度几乎完全一致（均值0.999、标准差0.0013），表征已陷入类内坍缩，其排序接近同质样本间的任意扰动，仅在个别案例上恰好与专家偏好吻合；而统计描述子的类内相似度标准差保持在0.20～0.43，仍具有可区分度。这一观察说明，在当前数据集和训练设置下，GNN更适合作为候选补充进行观察，而不宜作为主要排序依据；将两条路线的结果简单并集重排也未超过纯统计路线，表明融合的关键在于重排策略而非候选合并。图4的t-SNE可视化[19]直观显示了三类结构在GNN嵌入空间中的分离情况，仅作为辅助观察，不作为评价指标。</w:t>
       </w:r>
     </w:p>
     <w:p>
@@ -6376,7 +6376,7 @@
     <w:p>
       <w:pPr/>
       <w:r>
-        <w:t>1）按“结构体系—构件权重—尺寸规模—尺寸离散—构件均匀性—空间布局”信息层级构建的11维结构统计描述子，能够定量刻画结构的全局特征；库内留一检索式结构体系识别Top-1准确率为87.7%；“先判型、后类内检索”的两阶段框架将结构体系转化为候选空间约束，符合工程认知习惯，避免了跨结构体系的误匹配。</w:t>
+        <w:t>1）按“结构体系—构件权重—尺寸规模—尺寸离散—构件均匀性—空间布局”信息层级构建的11维结构统计描述子，能够定量刻画结构的全局特征；库内留一检索式结构体系识别Top-1准确率为87.7%；“先判型、后类内检索”的两阶段框架将结构体系转化为候选空间约束，符合工程认知习惯，降低了跨结构体系直接比较造成的误匹配风险。</w:t>
       </w:r>
     </w:p>
     <w:p>
@@ -6607,6 +6607,46 @@
       </w:pPr>
       <w:r>
         <w:t>[24] YING R, YOU J, MORRIS C, et al. Hierarchical graph representation learning with differentiable pooling [C]//Advances in Neural Information Processing Systems 31. Montréal: Curran Associates, 2018: 4805-4815.</w:t>
+      </w:r>
+    </w:p>
+    <w:p>
+      <w:pPr>
+        <w:pStyle w:val="ac"/>
+      </w:pPr>
+      <w:r>
+        <w:t>[25] KHADE R, JARIWALA K, CHATTOPADHYAY C, et al. A rotation and scale invariant approach for multi-oriented floor plan image retrieval [J]. Pattern Recognition Letters, 2021, 145: 1-7.</w:t>
+      </w:r>
+    </w:p>
+    <w:p>
+      <w:pPr>
+        <w:pStyle w:val="ac"/>
+      </w:pPr>
+      <w:r>
+        <w:t>[26] LU Z, WANG T, GUO J, et al. Data-driven floor plan understanding in rural residential buildings via deep recognition [J]. Information Sciences, 2021, 567: 58-74.</w:t>
+      </w:r>
+    </w:p>
+    <w:p>
+      <w:pPr>
+        <w:pStyle w:val="ac"/>
+      </w:pPr>
+      <w:r>
+        <w:t>[27] URBIRTA M, URBIRTA M, LABORDE T, et al. Generating BIM model from structural and architectural plans using artificial intelligence [J]. Journal of Building Engineering, 2023, 78: 107672.</w:t>
+      </w:r>
+    </w:p>
+    <w:p>
+      <w:pPr>
+        <w:pStyle w:val="ac"/>
+      </w:pPr>
+      <w:r>
+        <w:t>[28] CHOI J, PARK J A, DYKE S J, et al. Similarity learning to enable building searches in post-event image data [J]. Computer-Aided Civil and Infrastructure Engineering, 2022, 37(2): 261-275.</w:t>
+      </w:r>
+    </w:p>
+    <w:p>
+      <w:pPr>
+        <w:pStyle w:val="ac"/>
+      </w:pPr>
+      <w:r>
+        <w:t>[29] ZHAO P, LIAO W, HUANG Y, et al. Intelligent design of shear wall layout based on graph neural networks [J]. Advanced Engineering Informatics, 2023, 55: 101886.</w:t>
       </w:r>
     </w:p>
     <w:p>
